--- a/02. Hồ sơ khoa học đề cương - MẪU/Phiếu nhận xét đánh giá hồ sơ.docx
+++ b/02. Hồ sơ khoa học đề cương - MẪU/Phiếu nhận xét đánh giá hồ sơ.docx
@@ -147,70 +147,60 @@
               <w:rPr>
                 <w:i/>
               </w:rPr>
-              <w:t>Hà</w:t>
+              <w:t>Hà Nội, ngày      tháng      năm {{NAM}}</w:t>
             </w:r>
             <w:r>
               <w:rPr>
                 <w:i/>
               </w:rPr>
-              <w:t xml:space="preserve"> Nội, ngày </w:t>
             </w:r>
             <w:r>
               <w:rPr>
                 <w:i/>
                 <w:lang w:val="vi-VN"/>
               </w:rPr>
-              <w:t xml:space="preserve">    </w:t>
             </w:r>
             <w:r>
               <w:rPr>
                 <w:i/>
               </w:rPr>
-              <w:t xml:space="preserve"> </w:t>
             </w:r>
             <w:r>
               <w:rPr>
                 <w:i/>
               </w:rPr>
-              <w:t>tháng</w:t>
             </w:r>
             <w:r>
               <w:rPr>
                 <w:i/>
                 <w:lang w:val="vi-VN"/>
               </w:rPr>
-              <w:t xml:space="preserve"> </w:t>
             </w:r>
             <w:r>
               <w:rPr>
                 <w:i/>
                 <w:lang w:val="vi-VN"/>
               </w:rPr>
-              <w:t xml:space="preserve">    </w:t>
             </w:r>
             <w:r>
               <w:rPr>
                 <w:i/>
               </w:rPr>
-              <w:t xml:space="preserve"> </w:t>
             </w:r>
             <w:r>
               <w:rPr>
                 <w:i/>
               </w:rPr>
-              <w:t>năm</w:t>
             </w:r>
             <w:r>
               <w:rPr>
                 <w:i/>
               </w:rPr>
-              <w:t xml:space="preserve"> </w:t>
             </w:r>
             <w:r>
               <w:rPr>
                 <w:i/>
               </w:rPr>
-              <w:t>2024</w:t>
             </w:r>
           </w:p>
         </w:tc>
@@ -346,7 +336,7 @@
           <w:szCs w:val="26"/>
           <w:lang w:val="nl-NL"/>
         </w:rPr>
-        <w:t xml:space="preserve">Tên đề tài: </w:t>
+        <w:t>Tên đề tài: {{TEN_DE_TAI}}.</w:t>
       </w:r>
       <w:r>
         <w:rPr>
@@ -355,75 +345,68 @@
           <w:szCs w:val="26"/>
           <w:lang w:val="nl-NL"/>
         </w:rPr>
-        <w:t>Đánh giá hiệu quả sản phẩm sữa dinh dưỡng pha sẵn KUN DOCTOR COLOSTRUM lên tình trạng dinh dưỡng, miễn dịch, tiêu hóa và giấc ngủ của trẻ từ 24 đến 72 tháng tuổi</w:t>
-      </w:r>
-      <w:r>
-        <w:rPr>
-          <w:bCs/>
-          <w:sz w:val="26"/>
-          <w:szCs w:val="26"/>
-          <w:lang w:val="vi-VN"/>
-        </w:rPr>
-        <w:t>.</w:t>
-      </w:r>
-    </w:p>
-    <w:p>
-      <w:pPr>
-        <w:spacing w:line="360" w:lineRule="auto"/>
-        <w:jc w:val="both"/>
-        <w:rPr>
-          <w:sz w:val="26"/>
-          <w:szCs w:val="26"/>
-          <w:lang w:val="vi-VN"/>
-        </w:rPr>
-      </w:pPr>
-      <w:r>
-        <w:rPr>
-          <w:sz w:val="26"/>
-          <w:szCs w:val="26"/>
-          <w:lang w:val="vi-VN"/>
-        </w:rPr>
-        <w:t xml:space="preserve">- Chủ nhiệm đề tài: </w:t>
-      </w:r>
-      <w:r>
-        <w:rPr>
-          <w:sz w:val="26"/>
-          <w:szCs w:val="26"/>
-          <w:lang w:val="vi-VN"/>
-        </w:rPr>
-        <w:t>T</w:t>
-      </w:r>
-      <w:r>
-        <w:rPr>
-          <w:sz w:val="26"/>
-          <w:szCs w:val="26"/>
-          <w:lang w:val="vi-VN"/>
-        </w:rPr>
-        <w:t>s.</w:t>
-      </w:r>
-      <w:r>
-        <w:rPr>
-          <w:sz w:val="26"/>
-          <w:szCs w:val="26"/>
-          <w:lang w:val="vi-VN"/>
-        </w:rPr>
-        <w:t xml:space="preserve"> </w:t>
-      </w:r>
-      <w:r>
-        <w:rPr>
-          <w:sz w:val="26"/>
-          <w:szCs w:val="26"/>
-          <w:lang w:val="vi-VN"/>
-        </w:rPr>
-        <w:t>Bs Trương Hồng Sơn</w:t>
-      </w:r>
-      <w:r>
-        <w:rPr>
-          <w:sz w:val="26"/>
-          <w:szCs w:val="26"/>
-          <w:lang w:val="vi-VN"/>
-        </w:rPr>
-        <w:t xml:space="preserve"> </w:t>
+      </w:r>
+      <w:r>
+        <w:rPr>
+          <w:bCs/>
+          <w:sz w:val="26"/>
+          <w:szCs w:val="26"/>
+          <w:lang w:val="vi-VN"/>
+        </w:rPr>
+      </w:r>
+    </w:p>
+    <w:p>
+      <w:pPr>
+        <w:spacing w:line="360" w:lineRule="auto"/>
+        <w:jc w:val="both"/>
+        <w:rPr>
+          <w:sz w:val="26"/>
+          <w:szCs w:val="26"/>
+          <w:lang w:val="vi-VN"/>
+        </w:rPr>
+      </w:pPr>
+      <w:r>
+        <w:rPr>
+          <w:sz w:val="26"/>
+          <w:szCs w:val="26"/>
+          <w:lang w:val="vi-VN"/>
+        </w:rPr>
+        <w:t xml:space="preserve">- Chủ nhiệm đề tài: {{CHU_NHIEM_HO_TEN}} </w:t>
+      </w:r>
+      <w:r>
+        <w:rPr>
+          <w:sz w:val="26"/>
+          <w:szCs w:val="26"/>
+          <w:lang w:val="vi-VN"/>
+        </w:rPr>
+      </w:r>
+      <w:r>
+        <w:rPr>
+          <w:sz w:val="26"/>
+          <w:szCs w:val="26"/>
+          <w:lang w:val="vi-VN"/>
+        </w:rPr>
+      </w:r>
+      <w:r>
+        <w:rPr>
+          <w:sz w:val="26"/>
+          <w:szCs w:val="26"/>
+          <w:lang w:val="vi-VN"/>
+        </w:rPr>
+      </w:r>
+      <w:r>
+        <w:rPr>
+          <w:sz w:val="26"/>
+          <w:szCs w:val="26"/>
+          <w:lang w:val="vi-VN"/>
+        </w:rPr>
+      </w:r>
+      <w:r>
+        <w:rPr>
+          <w:sz w:val="26"/>
+          <w:szCs w:val="26"/>
+          <w:lang w:val="vi-VN"/>
+        </w:rPr>
       </w:r>
     </w:p>
     <w:p>
@@ -443,15 +426,14 @@
           <w:szCs w:val="26"/>
           <w:lang w:val="vi-VN"/>
         </w:rPr>
-        <w:t xml:space="preserve">- Đơn vị chủ trì đề tài: </w:t>
-      </w:r>
-      <w:r>
-        <w:rPr>
-          <w:sz w:val="26"/>
-          <w:szCs w:val="26"/>
-          <w:lang w:val="vi-VN"/>
-        </w:rPr>
-        <w:t>Viện Y học ứng dụng Việt Nam</w:t>
+        <w:t>- Đơn vị chủ trì đề tài: {{DON_VI_CHU_TRI}}</w:t>
+      </w:r>
+      <w:r>
+        <w:rPr>
+          <w:sz w:val="26"/>
+          <w:szCs w:val="26"/>
+          <w:lang w:val="vi-VN"/>
+        </w:rPr>
       </w:r>
     </w:p>
     <w:p>

--- a/02. Hồ sơ khoa học đề cương - MẪU/Phiếu nhận xét đánh giá hồ sơ.docx
+++ b/02. Hồ sơ khoa học đề cương - MẪU/Phiếu nhận xét đánh giá hồ sơ.docx
@@ -1,6 +1,6 @@
 
 <file path=word/document.xml><?xml version="1.0" encoding="utf-8"?>
-<w:document xmlns:wpc="http://schemas.microsoft.com/office/word/2010/wordprocessingCanvas" xmlns:cx="http://schemas.microsoft.com/office/drawing/2014/chartex" xmlns:cx1="http://schemas.microsoft.com/office/drawing/2015/9/8/chartex" xmlns:cx2="http://schemas.microsoft.com/office/drawing/2015/10/21/chartex" xmlns:cx3="http://schemas.microsoft.com/office/drawing/2016/5/9/chartex" xmlns:cx4="http://schemas.microsoft.com/office/drawing/2016/5/10/chartex" xmlns:cx5="http://schemas.microsoft.com/office/drawing/2016/5/11/chartex" xmlns:cx6="http://schemas.microsoft.com/office/drawing/2016/5/12/chartex" xmlns:cx7="http://schemas.microsoft.com/office/drawing/2016/5/13/chartex" xmlns:cx8="http://schemas.microsoft.com/office/drawing/2016/5/14/chartex" xmlns:mc="http://schemas.openxmlformats.org/markup-compatibility/2006" xmlns:aink="http://schemas.microsoft.com/office/drawing/2016/ink" xmlns:am3d="http://schemas.microsoft.com/office/drawing/2017/model3d" xmlns:o="urn:schemas-microsoft-com:office:office" xmlns:oel="http://schemas.microsoft.com/office/2019/extlst" xmlns:r="http://schemas.openxmlformats.org/officeDocument/2006/relationships" xmlns:m="http://schemas.openxmlformats.org/officeDocument/2006/math" xmlns:v="urn:schemas-microsoft-com:vml" xmlns:wp14="http://schemas.microsoft.com/office/word/2010/wordprocessingDrawing" xmlns:wp="http://schemas.openxmlformats.org/drawingml/2006/wordprocessingDrawing" xmlns:w10="urn:schemas-microsoft-com:office:word" xmlns:w="http://schemas.openxmlformats.org/wordprocessingml/2006/main" xmlns:w14="http://schemas.microsoft.com/office/word/2010/wordml" xmlns:w15="http://schemas.microsoft.com/office/word/2012/wordml" xmlns:w16cex="http://schemas.microsoft.com/office/word/2018/wordml/cex" xmlns:w16cid="http://schemas.microsoft.com/office/word/2016/wordml/cid" xmlns:w16="http://schemas.microsoft.com/office/word/2018/wordml" xmlns:w16du="http://schemas.microsoft.com/office/word/2023/wordml/word16du" xmlns:w16sdtdh="http://schemas.microsoft.com/office/word/2020/wordml/sdtdatahash" xmlns:w16se="http://schemas.microsoft.com/office/word/2015/wordml/symex" xmlns:wpg="http://schemas.microsoft.com/office/word/2010/wordprocessingGroup" xmlns:wpi="http://schemas.microsoft.com/office/word/2010/wordprocessingInk" xmlns:wne="http://schemas.microsoft.com/office/word/2006/wordml" xmlns:wps="http://schemas.microsoft.com/office/word/2010/wordprocessingShape" mc:Ignorable="w14 w15 w16se w16cid w16 w16cex w16sdtdh w16du wp14">
+<w:document xmlns:wpc="http://schemas.microsoft.com/office/word/2010/wordprocessingCanvas" xmlns:cx="http://schemas.microsoft.com/office/drawing/2014/chartex" xmlns:cx1="http://schemas.microsoft.com/office/drawing/2015/9/8/chartex" xmlns:cx2="http://schemas.microsoft.com/office/drawing/2015/10/21/chartex" xmlns:cx3="http://schemas.microsoft.com/office/drawing/2016/5/9/chartex" xmlns:cx4="http://schemas.microsoft.com/office/drawing/2016/5/10/chartex" xmlns:cx5="http://schemas.microsoft.com/office/drawing/2016/5/11/chartex" xmlns:cx6="http://schemas.microsoft.com/office/drawing/2016/5/12/chartex" xmlns:cx7="http://schemas.microsoft.com/office/drawing/2016/5/13/chartex" xmlns:cx8="http://schemas.microsoft.com/office/drawing/2016/5/14/chartex" xmlns:mc="http://schemas.openxmlformats.org/markup-compatibility/2006" xmlns:aink="http://schemas.microsoft.com/office/drawing/2016/ink" xmlns:am3d="http://schemas.microsoft.com/office/drawing/2017/model3d" xmlns:o="urn:schemas-microsoft-com:office:office" xmlns:oel="http://schemas.microsoft.com/office/2019/extlst" xmlns:r="http://schemas.openxmlformats.org/officeDocument/2006/relationships" xmlns:m="http://schemas.openxmlformats.org/officeDocument/2006/math" xmlns:v="urn:schemas-microsoft-com:vml" xmlns:wp14="http://schemas.microsoft.com/office/word/2010/wordprocessingDrawing" xmlns:wp="http://schemas.openxmlformats.org/drawingml/2006/wordprocessingDrawing" xmlns:w10="urn:schemas-microsoft-com:office:word" xmlns:w="http://schemas.openxmlformats.org/wordprocessingml/2006/main" xmlns:w14="http://schemas.microsoft.com/office/word/2010/wordml" xmlns:w15="http://schemas.microsoft.com/office/word/2012/wordml" xmlns:w16cex="http://schemas.microsoft.com/office/word/2018/wordml/cex" xmlns:w16cid="http://schemas.microsoft.com/office/word/2016/wordml/cid" xmlns:w16="http://schemas.microsoft.com/office/word/2018/wordml" xmlns:w16du="http://schemas.microsoft.com/office/word/2023/wordml/word16du" xmlns:w16sdtdh="http://schemas.microsoft.com/office/word/2020/wordml/sdtdatahash" xmlns:w16sdtfl="http://schemas.microsoft.com/office/word/2024/wordml/sdtformatlock" xmlns:w16se="http://schemas.microsoft.com/office/word/2015/wordml/symex" xmlns:wpg="http://schemas.microsoft.com/office/word/2010/wordprocessingGroup" xmlns:wpi="http://schemas.microsoft.com/office/word/2010/wordprocessingInk" xmlns:wne="http://schemas.microsoft.com/office/word/2006/wordml" xmlns:wps="http://schemas.microsoft.com/office/word/2010/wordprocessingShape" mc:Ignorable="w14 w15 w16se w16cid w16 w16cex w16sdtdh w16sdtfl w16du wp14">
   <w:body>
     <w:tbl>
       <w:tblPr>
@@ -147,60 +147,70 @@
               <w:rPr>
                 <w:i/>
               </w:rPr>
-              <w:t>Hà Nội, ngày      tháng      năm {{NAM}}</w:t>
+              <w:t>Hà</w:t>
             </w:r>
             <w:r>
               <w:rPr>
                 <w:i/>
               </w:rPr>
+              <w:t xml:space="preserve"> Nội, ngày </w:t>
             </w:r>
             <w:r>
               <w:rPr>
                 <w:i/>
                 <w:lang w:val="vi-VN"/>
               </w:rPr>
+              <w:t xml:space="preserve">    </w:t>
             </w:r>
             <w:r>
               <w:rPr>
                 <w:i/>
               </w:rPr>
+              <w:t xml:space="preserve"> </w:t>
             </w:r>
             <w:r>
               <w:rPr>
                 <w:i/>
               </w:rPr>
+              <w:t>tháng</w:t>
             </w:r>
             <w:r>
               <w:rPr>
                 <w:i/>
                 <w:lang w:val="vi-VN"/>
               </w:rPr>
+              <w:t xml:space="preserve"> </w:t>
             </w:r>
             <w:r>
               <w:rPr>
                 <w:i/>
                 <w:lang w:val="vi-VN"/>
               </w:rPr>
+              <w:t xml:space="preserve">    </w:t>
             </w:r>
             <w:r>
               <w:rPr>
                 <w:i/>
               </w:rPr>
+              <w:t xml:space="preserve"> </w:t>
             </w:r>
             <w:r>
               <w:rPr>
                 <w:i/>
               </w:rPr>
+              <w:t>năm</w:t>
             </w:r>
             <w:r>
               <w:rPr>
                 <w:i/>
               </w:rPr>
+              <w:t xml:space="preserve"> </w:t>
             </w:r>
             <w:r>
               <w:rPr>
                 <w:i/>
               </w:rPr>
+              <w:t>{{NAM}}</w:t>
             </w:r>
           </w:p>
         </w:tc>
@@ -336,7 +346,7 @@
           <w:szCs w:val="26"/>
           <w:lang w:val="nl-NL"/>
         </w:rPr>
-        <w:t>Tên đề tài: {{TEN_DE_TAI}}.</w:t>
+        <w:t xml:space="preserve">Tên đề tài: </w:t>
       </w:r>
       <w:r>
         <w:rPr>
@@ -345,14 +355,16 @@
           <w:szCs w:val="26"/>
           <w:lang w:val="nl-NL"/>
         </w:rPr>
-      </w:r>
-      <w:r>
-        <w:rPr>
-          <w:bCs/>
-          <w:sz w:val="26"/>
-          <w:szCs w:val="26"/>
-          <w:lang w:val="vi-VN"/>
-        </w:rPr>
+        <w:t>{{TEN_DE_TAI}}</w:t>
+      </w:r>
+      <w:r>
+        <w:rPr>
+          <w:bCs/>
+          <w:sz w:val="26"/>
+          <w:szCs w:val="26"/>
+          <w:lang w:val="vi-VN"/>
+        </w:rPr>
+        <w:t>.</w:t>
       </w:r>
     </w:p>
     <w:p>
@@ -373,41 +385,6 @@
         </w:rPr>
         <w:t xml:space="preserve">- Chủ nhiệm đề tài: {{CHU_NHIEM_HO_TEN}} </w:t>
       </w:r>
-      <w:r>
-        <w:rPr>
-          <w:sz w:val="26"/>
-          <w:szCs w:val="26"/>
-          <w:lang w:val="vi-VN"/>
-        </w:rPr>
-      </w:r>
-      <w:r>
-        <w:rPr>
-          <w:sz w:val="26"/>
-          <w:szCs w:val="26"/>
-          <w:lang w:val="vi-VN"/>
-        </w:rPr>
-      </w:r>
-      <w:r>
-        <w:rPr>
-          <w:sz w:val="26"/>
-          <w:szCs w:val="26"/>
-          <w:lang w:val="vi-VN"/>
-        </w:rPr>
-      </w:r>
-      <w:r>
-        <w:rPr>
-          <w:sz w:val="26"/>
-          <w:szCs w:val="26"/>
-          <w:lang w:val="vi-VN"/>
-        </w:rPr>
-      </w:r>
-      <w:r>
-        <w:rPr>
-          <w:sz w:val="26"/>
-          <w:szCs w:val="26"/>
-          <w:lang w:val="vi-VN"/>
-        </w:rPr>
-      </w:r>
     </w:p>
     <w:p>
       <w:pPr>
@@ -427,13 +404,6 @@
           <w:lang w:val="vi-VN"/>
         </w:rPr>
         <w:t>- Đơn vị chủ trì đề tài: {{DON_VI_CHU_TRI}}</w:t>
-      </w:r>
-      <w:r>
-        <w:rPr>
-          <w:sz w:val="26"/>
-          <w:szCs w:val="26"/>
-          <w:lang w:val="vi-VN"/>
-        </w:rPr>
       </w:r>
     </w:p>
     <w:p>
@@ -2422,7 +2392,6 @@
           <w:szCs w:val="26"/>
           <w:lang w:val="vi-VN"/>
         </w:rPr>
-        <w:lastRenderedPageBreak/>
         <w:t>2. Tính khả thi của ứng dụng kết quả nghiên cứu trong điều kiện Việt Nam</w:t>
       </w:r>
     </w:p>
@@ -3189,7 +3158,6 @@
           <w:szCs w:val="26"/>
           <w:lang w:val="vi-VN"/>
         </w:rPr>
-        <w:lastRenderedPageBreak/>
         <w:t xml:space="preserve">2. </w:t>
       </w:r>
       <w:r>
@@ -3928,7 +3896,6 @@
           <w:szCs w:val="26"/>
           <w:lang w:val="vi-VN"/>
         </w:rPr>
-        <w:lastRenderedPageBreak/>
         <w:t xml:space="preserve">4. </w:t>
       </w:r>
       <w:r>
@@ -4668,7 +4635,6 @@
           <w:szCs w:val="26"/>
           <w:lang w:val="vi-VN"/>
         </w:rPr>
-        <w:lastRenderedPageBreak/>
         <w:t>2. Mức độ đầy đủ về mô tả quyền lợi của đối tượng nghiên cứu</w:t>
       </w:r>
     </w:p>
@@ -5272,7 +5238,7 @@
 </file>
 
 <file path=word/endnotes.xml><?xml version="1.0" encoding="utf-8"?>
-<w:endnotes xmlns:wpc="http://schemas.microsoft.com/office/word/2010/wordprocessingCanvas" xmlns:cx="http://schemas.microsoft.com/office/drawing/2014/chartex" xmlns:cx1="http://schemas.microsoft.com/office/drawing/2015/9/8/chartex" xmlns:cx2="http://schemas.microsoft.com/office/drawing/2015/10/21/chartex" xmlns:cx3="http://schemas.microsoft.com/office/drawing/2016/5/9/chartex" xmlns:cx4="http://schemas.microsoft.com/office/drawing/2016/5/10/chartex" xmlns:cx5="http://schemas.microsoft.com/office/drawing/2016/5/11/chartex" xmlns:cx6="http://schemas.microsoft.com/office/drawing/2016/5/12/chartex" xmlns:cx7="http://schemas.microsoft.com/office/drawing/2016/5/13/chartex" xmlns:cx8="http://schemas.microsoft.com/office/drawing/2016/5/14/chartex" xmlns:mc="http://schemas.openxmlformats.org/markup-compatibility/2006" xmlns:aink="http://schemas.microsoft.com/office/drawing/2016/ink" xmlns:am3d="http://schemas.microsoft.com/office/drawing/2017/model3d" xmlns:o="urn:schemas-microsoft-com:office:office" xmlns:oel="http://schemas.microsoft.com/office/2019/extlst" xmlns:r="http://schemas.openxmlformats.org/officeDocument/2006/relationships" xmlns:m="http://schemas.openxmlformats.org/officeDocument/2006/math" xmlns:v="urn:schemas-microsoft-com:vml" xmlns:wp14="http://schemas.microsoft.com/office/word/2010/wordprocessingDrawing" xmlns:wp="http://schemas.openxmlformats.org/drawingml/2006/wordprocessingDrawing" xmlns:w10="urn:schemas-microsoft-com:office:word" xmlns:w="http://schemas.openxmlformats.org/wordprocessingml/2006/main" xmlns:w14="http://schemas.microsoft.com/office/word/2010/wordml" xmlns:w15="http://schemas.microsoft.com/office/word/2012/wordml" xmlns:w16cex="http://schemas.microsoft.com/office/word/2018/wordml/cex" xmlns:w16cid="http://schemas.microsoft.com/office/word/2016/wordml/cid" xmlns:w16="http://schemas.microsoft.com/office/word/2018/wordml" xmlns:w16du="http://schemas.microsoft.com/office/word/2023/wordml/word16du" xmlns:w16sdtdh="http://schemas.microsoft.com/office/word/2020/wordml/sdtdatahash" xmlns:w16se="http://schemas.microsoft.com/office/word/2015/wordml/symex" xmlns:wpg="http://schemas.microsoft.com/office/word/2010/wordprocessingGroup" xmlns:wpi="http://schemas.microsoft.com/office/word/2010/wordprocessingInk" xmlns:wne="http://schemas.microsoft.com/office/word/2006/wordml" xmlns:wps="http://schemas.microsoft.com/office/word/2010/wordprocessingShape" mc:Ignorable="w14 w15 w16se w16cid w16 w16cex w16sdtdh w16du wp14">
+<w:endnotes xmlns:wpc="http://schemas.microsoft.com/office/word/2010/wordprocessingCanvas" xmlns:cx="http://schemas.microsoft.com/office/drawing/2014/chartex" xmlns:cx1="http://schemas.microsoft.com/office/drawing/2015/9/8/chartex" xmlns:cx2="http://schemas.microsoft.com/office/drawing/2015/10/21/chartex" xmlns:cx3="http://schemas.microsoft.com/office/drawing/2016/5/9/chartex" xmlns:cx4="http://schemas.microsoft.com/office/drawing/2016/5/10/chartex" xmlns:cx5="http://schemas.microsoft.com/office/drawing/2016/5/11/chartex" xmlns:cx6="http://schemas.microsoft.com/office/drawing/2016/5/12/chartex" xmlns:cx7="http://schemas.microsoft.com/office/drawing/2016/5/13/chartex" xmlns:cx8="http://schemas.microsoft.com/office/drawing/2016/5/14/chartex" xmlns:mc="http://schemas.openxmlformats.org/markup-compatibility/2006" xmlns:aink="http://schemas.microsoft.com/office/drawing/2016/ink" xmlns:am3d="http://schemas.microsoft.com/office/drawing/2017/model3d" xmlns:o="urn:schemas-microsoft-com:office:office" xmlns:oel="http://schemas.microsoft.com/office/2019/extlst" xmlns:r="http://schemas.openxmlformats.org/officeDocument/2006/relationships" xmlns:m="http://schemas.openxmlformats.org/officeDocument/2006/math" xmlns:v="urn:schemas-microsoft-com:vml" xmlns:wp14="http://schemas.microsoft.com/office/word/2010/wordprocessingDrawing" xmlns:wp="http://schemas.openxmlformats.org/drawingml/2006/wordprocessingDrawing" xmlns:w10="urn:schemas-microsoft-com:office:word" xmlns:w="http://schemas.openxmlformats.org/wordprocessingml/2006/main" xmlns:w14="http://schemas.microsoft.com/office/word/2010/wordml" xmlns:w15="http://schemas.microsoft.com/office/word/2012/wordml" xmlns:w16cex="http://schemas.microsoft.com/office/word/2018/wordml/cex" xmlns:w16cid="http://schemas.microsoft.com/office/word/2016/wordml/cid" xmlns:w16="http://schemas.microsoft.com/office/word/2018/wordml" xmlns:w16du="http://schemas.microsoft.com/office/word/2023/wordml/word16du" xmlns:w16sdtdh="http://schemas.microsoft.com/office/word/2020/wordml/sdtdatahash" xmlns:w16sdtfl="http://schemas.microsoft.com/office/word/2024/wordml/sdtformatlock" xmlns:w16se="http://schemas.microsoft.com/office/word/2015/wordml/symex" xmlns:wpg="http://schemas.microsoft.com/office/word/2010/wordprocessingGroup" xmlns:wpi="http://schemas.microsoft.com/office/word/2010/wordprocessingInk" xmlns:wne="http://schemas.microsoft.com/office/word/2006/wordml" xmlns:wps="http://schemas.microsoft.com/office/word/2010/wordprocessingShape" mc:Ignorable="w14 w15 w16se w16cid w16 w16cex w16sdtdh w16sdtfl w16du wp14">
   <w:endnote w:type="separator" w:id="-1">
     <w:p>
       <w:r>
@@ -5294,7 +5260,7 @@
 </file>
 
 <file path=word/footer1.xml><?xml version="1.0" encoding="utf-8"?>
-<w:ftr xmlns:wpc="http://schemas.microsoft.com/office/word/2010/wordprocessingCanvas" xmlns:cx="http://schemas.microsoft.com/office/drawing/2014/chartex" xmlns:cx1="http://schemas.microsoft.com/office/drawing/2015/9/8/chartex" xmlns:cx2="http://schemas.microsoft.com/office/drawing/2015/10/21/chartex" xmlns:cx3="http://schemas.microsoft.com/office/drawing/2016/5/9/chartex" xmlns:cx4="http://schemas.microsoft.com/office/drawing/2016/5/10/chartex" xmlns:cx5="http://schemas.microsoft.com/office/drawing/2016/5/11/chartex" xmlns:cx6="http://schemas.microsoft.com/office/drawing/2016/5/12/chartex" xmlns:cx7="http://schemas.microsoft.com/office/drawing/2016/5/13/chartex" xmlns:cx8="http://schemas.microsoft.com/office/drawing/2016/5/14/chartex" xmlns:mc="http://schemas.openxmlformats.org/markup-compatibility/2006" xmlns:aink="http://schemas.microsoft.com/office/drawing/2016/ink" xmlns:am3d="http://schemas.microsoft.com/office/drawing/2017/model3d" xmlns:o="urn:schemas-microsoft-com:office:office" xmlns:oel="http://schemas.microsoft.com/office/2019/extlst" xmlns:r="http://schemas.openxmlformats.org/officeDocument/2006/relationships" xmlns:m="http://schemas.openxmlformats.org/officeDocument/2006/math" xmlns:v="urn:schemas-microsoft-com:vml" xmlns:wp14="http://schemas.microsoft.com/office/word/2010/wordprocessingDrawing" xmlns:wp="http://schemas.openxmlformats.org/drawingml/2006/wordprocessingDrawing" xmlns:w10="urn:schemas-microsoft-com:office:word" xmlns:w="http://schemas.openxmlformats.org/wordprocessingml/2006/main" xmlns:w14="http://schemas.microsoft.com/office/word/2010/wordml" xmlns:w15="http://schemas.microsoft.com/office/word/2012/wordml" xmlns:w16cex="http://schemas.microsoft.com/office/word/2018/wordml/cex" xmlns:w16cid="http://schemas.microsoft.com/office/word/2016/wordml/cid" xmlns:w16="http://schemas.microsoft.com/office/word/2018/wordml" xmlns:w16du="http://schemas.microsoft.com/office/word/2023/wordml/word16du" xmlns:w16sdtdh="http://schemas.microsoft.com/office/word/2020/wordml/sdtdatahash" xmlns:w16se="http://schemas.microsoft.com/office/word/2015/wordml/symex" xmlns:wpg="http://schemas.microsoft.com/office/word/2010/wordprocessingGroup" xmlns:wpi="http://schemas.microsoft.com/office/word/2010/wordprocessingInk" xmlns:wne="http://schemas.microsoft.com/office/word/2006/wordml" xmlns:wps="http://schemas.microsoft.com/office/word/2010/wordprocessingShape" mc:Ignorable="w14 w15 w16se w16cid w16 w16cex w16sdtdh w16du wp14">
+<w:ftr xmlns:wpc="http://schemas.microsoft.com/office/word/2010/wordprocessingCanvas" xmlns:cx="http://schemas.microsoft.com/office/drawing/2014/chartex" xmlns:cx1="http://schemas.microsoft.com/office/drawing/2015/9/8/chartex" xmlns:cx2="http://schemas.microsoft.com/office/drawing/2015/10/21/chartex" xmlns:cx3="http://schemas.microsoft.com/office/drawing/2016/5/9/chartex" xmlns:cx4="http://schemas.microsoft.com/office/drawing/2016/5/10/chartex" xmlns:cx5="http://schemas.microsoft.com/office/drawing/2016/5/11/chartex" xmlns:cx6="http://schemas.microsoft.com/office/drawing/2016/5/12/chartex" xmlns:cx7="http://schemas.microsoft.com/office/drawing/2016/5/13/chartex" xmlns:cx8="http://schemas.microsoft.com/office/drawing/2016/5/14/chartex" xmlns:mc="http://schemas.openxmlformats.org/markup-compatibility/2006" xmlns:aink="http://schemas.microsoft.com/office/drawing/2016/ink" xmlns:am3d="http://schemas.microsoft.com/office/drawing/2017/model3d" xmlns:o="urn:schemas-microsoft-com:office:office" xmlns:oel="http://schemas.microsoft.com/office/2019/extlst" xmlns:r="http://schemas.openxmlformats.org/officeDocument/2006/relationships" xmlns:m="http://schemas.openxmlformats.org/officeDocument/2006/math" xmlns:v="urn:schemas-microsoft-com:vml" xmlns:wp14="http://schemas.microsoft.com/office/word/2010/wordprocessingDrawing" xmlns:wp="http://schemas.openxmlformats.org/drawingml/2006/wordprocessingDrawing" xmlns:w10="urn:schemas-microsoft-com:office:word" xmlns:w="http://schemas.openxmlformats.org/wordprocessingml/2006/main" xmlns:w14="http://schemas.microsoft.com/office/word/2010/wordml" xmlns:w15="http://schemas.microsoft.com/office/word/2012/wordml" xmlns:w16cex="http://schemas.microsoft.com/office/word/2018/wordml/cex" xmlns:w16cid="http://schemas.microsoft.com/office/word/2016/wordml/cid" xmlns:w16="http://schemas.microsoft.com/office/word/2018/wordml" xmlns:w16du="http://schemas.microsoft.com/office/word/2023/wordml/word16du" xmlns:w16sdtdh="http://schemas.microsoft.com/office/word/2020/wordml/sdtdatahash" xmlns:w16sdtfl="http://schemas.microsoft.com/office/word/2024/wordml/sdtformatlock" xmlns:w16se="http://schemas.microsoft.com/office/word/2015/wordml/symex" xmlns:wpg="http://schemas.microsoft.com/office/word/2010/wordprocessingGroup" xmlns:wpi="http://schemas.microsoft.com/office/word/2010/wordprocessingInk" xmlns:wne="http://schemas.microsoft.com/office/word/2006/wordml" xmlns:wps="http://schemas.microsoft.com/office/word/2010/wordprocessingShape" mc:Ignorable="w14 w15 w16se w16cid w16 w16cex w16sdtdh w16sdtfl w16du wp14">
   <w:p>
     <w:pPr>
       <w:pStyle w:val="Footer"/>
@@ -5332,7 +5298,7 @@
 </file>
 
 <file path=word/footer2.xml><?xml version="1.0" encoding="utf-8"?>
-<w:ftr xmlns:wpc="http://schemas.microsoft.com/office/word/2010/wordprocessingCanvas" xmlns:cx="http://schemas.microsoft.com/office/drawing/2014/chartex" xmlns:cx1="http://schemas.microsoft.com/office/drawing/2015/9/8/chartex" xmlns:cx2="http://schemas.microsoft.com/office/drawing/2015/10/21/chartex" xmlns:cx3="http://schemas.microsoft.com/office/drawing/2016/5/9/chartex" xmlns:cx4="http://schemas.microsoft.com/office/drawing/2016/5/10/chartex" xmlns:cx5="http://schemas.microsoft.com/office/drawing/2016/5/11/chartex" xmlns:cx6="http://schemas.microsoft.com/office/drawing/2016/5/12/chartex" xmlns:cx7="http://schemas.microsoft.com/office/drawing/2016/5/13/chartex" xmlns:cx8="http://schemas.microsoft.com/office/drawing/2016/5/14/chartex" xmlns:mc="http://schemas.openxmlformats.org/markup-compatibility/2006" xmlns:aink="http://schemas.microsoft.com/office/drawing/2016/ink" xmlns:am3d="http://schemas.microsoft.com/office/drawing/2017/model3d" xmlns:o="urn:schemas-microsoft-com:office:office" xmlns:oel="http://schemas.microsoft.com/office/2019/extlst" xmlns:r="http://schemas.openxmlformats.org/officeDocument/2006/relationships" xmlns:m="http://schemas.openxmlformats.org/officeDocument/2006/math" xmlns:v="urn:schemas-microsoft-com:vml" xmlns:wp14="http://schemas.microsoft.com/office/word/2010/wordprocessingDrawing" xmlns:wp="http://schemas.openxmlformats.org/drawingml/2006/wordprocessingDrawing" xmlns:w10="urn:schemas-microsoft-com:office:word" xmlns:w="http://schemas.openxmlformats.org/wordprocessingml/2006/main" xmlns:w14="http://schemas.microsoft.com/office/word/2010/wordml" xmlns:w15="http://schemas.microsoft.com/office/word/2012/wordml" xmlns:w16cex="http://schemas.microsoft.com/office/word/2018/wordml/cex" xmlns:w16cid="http://schemas.microsoft.com/office/word/2016/wordml/cid" xmlns:w16="http://schemas.microsoft.com/office/word/2018/wordml" xmlns:w16du="http://schemas.microsoft.com/office/word/2023/wordml/word16du" xmlns:w16sdtdh="http://schemas.microsoft.com/office/word/2020/wordml/sdtdatahash" xmlns:w16se="http://schemas.microsoft.com/office/word/2015/wordml/symex" xmlns:wpg="http://schemas.microsoft.com/office/word/2010/wordprocessingGroup" xmlns:wpi="http://schemas.microsoft.com/office/word/2010/wordprocessingInk" xmlns:wne="http://schemas.microsoft.com/office/word/2006/wordml" xmlns:wps="http://schemas.microsoft.com/office/word/2010/wordprocessingShape" mc:Ignorable="w14 w15 w16se w16cid w16 w16cex w16sdtdh w16du wp14">
+<w:ftr xmlns:wpc="http://schemas.microsoft.com/office/word/2010/wordprocessingCanvas" xmlns:cx="http://schemas.microsoft.com/office/drawing/2014/chartex" xmlns:cx1="http://schemas.microsoft.com/office/drawing/2015/9/8/chartex" xmlns:cx2="http://schemas.microsoft.com/office/drawing/2015/10/21/chartex" xmlns:cx3="http://schemas.microsoft.com/office/drawing/2016/5/9/chartex" xmlns:cx4="http://schemas.microsoft.com/office/drawing/2016/5/10/chartex" xmlns:cx5="http://schemas.microsoft.com/office/drawing/2016/5/11/chartex" xmlns:cx6="http://schemas.microsoft.com/office/drawing/2016/5/12/chartex" xmlns:cx7="http://schemas.microsoft.com/office/drawing/2016/5/13/chartex" xmlns:cx8="http://schemas.microsoft.com/office/drawing/2016/5/14/chartex" xmlns:mc="http://schemas.openxmlformats.org/markup-compatibility/2006" xmlns:aink="http://schemas.microsoft.com/office/drawing/2016/ink" xmlns:am3d="http://schemas.microsoft.com/office/drawing/2017/model3d" xmlns:o="urn:schemas-microsoft-com:office:office" xmlns:oel="http://schemas.microsoft.com/office/2019/extlst" xmlns:r="http://schemas.openxmlformats.org/officeDocument/2006/relationships" xmlns:m="http://schemas.openxmlformats.org/officeDocument/2006/math" xmlns:v="urn:schemas-microsoft-com:vml" xmlns:wp14="http://schemas.microsoft.com/office/word/2010/wordprocessingDrawing" xmlns:wp="http://schemas.openxmlformats.org/drawingml/2006/wordprocessingDrawing" xmlns:w10="urn:schemas-microsoft-com:office:word" xmlns:w="http://schemas.openxmlformats.org/wordprocessingml/2006/main" xmlns:w14="http://schemas.microsoft.com/office/word/2010/wordml" xmlns:w15="http://schemas.microsoft.com/office/word/2012/wordml" xmlns:w16cex="http://schemas.microsoft.com/office/word/2018/wordml/cex" xmlns:w16cid="http://schemas.microsoft.com/office/word/2016/wordml/cid" xmlns:w16="http://schemas.microsoft.com/office/word/2018/wordml" xmlns:w16du="http://schemas.microsoft.com/office/word/2023/wordml/word16du" xmlns:w16sdtdh="http://schemas.microsoft.com/office/word/2020/wordml/sdtdatahash" xmlns:w16sdtfl="http://schemas.microsoft.com/office/word/2024/wordml/sdtformatlock" xmlns:w16se="http://schemas.microsoft.com/office/word/2015/wordml/symex" xmlns:wpg="http://schemas.microsoft.com/office/word/2010/wordprocessingGroup" xmlns:wpi="http://schemas.microsoft.com/office/word/2010/wordprocessingInk" xmlns:wne="http://schemas.microsoft.com/office/word/2006/wordml" xmlns:wps="http://schemas.microsoft.com/office/word/2010/wordprocessingShape" mc:Ignorable="w14 w15 w16se w16cid w16 w16cex w16sdtdh w16sdtfl w16du wp14">
   <w:p>
     <w:pPr>
       <w:pStyle w:val="Footer"/>
@@ -5404,7 +5370,7 @@
 </file>
 
 <file path=word/footnotes.xml><?xml version="1.0" encoding="utf-8"?>
-<w:footnotes xmlns:wpc="http://schemas.microsoft.com/office/word/2010/wordprocessingCanvas" xmlns:cx="http://schemas.microsoft.com/office/drawing/2014/chartex" xmlns:cx1="http://schemas.microsoft.com/office/drawing/2015/9/8/chartex" xmlns:cx2="http://schemas.microsoft.com/office/drawing/2015/10/21/chartex" xmlns:cx3="http://schemas.microsoft.com/office/drawing/2016/5/9/chartex" xmlns:cx4="http://schemas.microsoft.com/office/drawing/2016/5/10/chartex" xmlns:cx5="http://schemas.microsoft.com/office/drawing/2016/5/11/chartex" xmlns:cx6="http://schemas.microsoft.com/office/drawing/2016/5/12/chartex" xmlns:cx7="http://schemas.microsoft.com/office/drawing/2016/5/13/chartex" xmlns:cx8="http://schemas.microsoft.com/office/drawing/2016/5/14/chartex" xmlns:mc="http://schemas.openxmlformats.org/markup-compatibility/2006" xmlns:aink="http://schemas.microsoft.com/office/drawing/2016/ink" xmlns:am3d="http://schemas.microsoft.com/office/drawing/2017/model3d" xmlns:o="urn:schemas-microsoft-com:office:office" xmlns:oel="http://schemas.microsoft.com/office/2019/extlst" xmlns:r="http://schemas.openxmlformats.org/officeDocument/2006/relationships" xmlns:m="http://schemas.openxmlformats.org/officeDocument/2006/math" xmlns:v="urn:schemas-microsoft-com:vml" xmlns:wp14="http://schemas.microsoft.com/office/word/2010/wordprocessingDrawing" xmlns:wp="http://schemas.openxmlformats.org/drawingml/2006/wordprocessingDrawing" xmlns:w10="urn:schemas-microsoft-com:office:word" xmlns:w="http://schemas.openxmlformats.org/wordprocessingml/2006/main" xmlns:w14="http://schemas.microsoft.com/office/word/2010/wordml" xmlns:w15="http://schemas.microsoft.com/office/word/2012/wordml" xmlns:w16cex="http://schemas.microsoft.com/office/word/2018/wordml/cex" xmlns:w16cid="http://schemas.microsoft.com/office/word/2016/wordml/cid" xmlns:w16="http://schemas.microsoft.com/office/word/2018/wordml" xmlns:w16du="http://schemas.microsoft.com/office/word/2023/wordml/word16du" xmlns:w16sdtdh="http://schemas.microsoft.com/office/word/2020/wordml/sdtdatahash" xmlns:w16se="http://schemas.microsoft.com/office/word/2015/wordml/symex" xmlns:wpg="http://schemas.microsoft.com/office/word/2010/wordprocessingGroup" xmlns:wpi="http://schemas.microsoft.com/office/word/2010/wordprocessingInk" xmlns:wne="http://schemas.microsoft.com/office/word/2006/wordml" xmlns:wps="http://schemas.microsoft.com/office/word/2010/wordprocessingShape" mc:Ignorable="w14 w15 w16se w16cid w16 w16cex w16sdtdh w16du wp14">
+<w:footnotes xmlns:wpc="http://schemas.microsoft.com/office/word/2010/wordprocessingCanvas" xmlns:cx="http://schemas.microsoft.com/office/drawing/2014/chartex" xmlns:cx1="http://schemas.microsoft.com/office/drawing/2015/9/8/chartex" xmlns:cx2="http://schemas.microsoft.com/office/drawing/2015/10/21/chartex" xmlns:cx3="http://schemas.microsoft.com/office/drawing/2016/5/9/chartex" xmlns:cx4="http://schemas.microsoft.com/office/drawing/2016/5/10/chartex" xmlns:cx5="http://schemas.microsoft.com/office/drawing/2016/5/11/chartex" xmlns:cx6="http://schemas.microsoft.com/office/drawing/2016/5/12/chartex" xmlns:cx7="http://schemas.microsoft.com/office/drawing/2016/5/13/chartex" xmlns:cx8="http://schemas.microsoft.com/office/drawing/2016/5/14/chartex" xmlns:mc="http://schemas.openxmlformats.org/markup-compatibility/2006" xmlns:aink="http://schemas.microsoft.com/office/drawing/2016/ink" xmlns:am3d="http://schemas.microsoft.com/office/drawing/2017/model3d" xmlns:o="urn:schemas-microsoft-com:office:office" xmlns:oel="http://schemas.microsoft.com/office/2019/extlst" xmlns:r="http://schemas.openxmlformats.org/officeDocument/2006/relationships" xmlns:m="http://schemas.openxmlformats.org/officeDocument/2006/math" xmlns:v="urn:schemas-microsoft-com:vml" xmlns:wp14="http://schemas.microsoft.com/office/word/2010/wordprocessingDrawing" xmlns:wp="http://schemas.openxmlformats.org/drawingml/2006/wordprocessingDrawing" xmlns:w10="urn:schemas-microsoft-com:office:word" xmlns:w="http://schemas.openxmlformats.org/wordprocessingml/2006/main" xmlns:w14="http://schemas.microsoft.com/office/word/2010/wordml" xmlns:w15="http://schemas.microsoft.com/office/word/2012/wordml" xmlns:w16cex="http://schemas.microsoft.com/office/word/2018/wordml/cex" xmlns:w16cid="http://schemas.microsoft.com/office/word/2016/wordml/cid" xmlns:w16="http://schemas.microsoft.com/office/word/2018/wordml" xmlns:w16du="http://schemas.microsoft.com/office/word/2023/wordml/word16du" xmlns:w16sdtdh="http://schemas.microsoft.com/office/word/2020/wordml/sdtdatahash" xmlns:w16sdtfl="http://schemas.microsoft.com/office/word/2024/wordml/sdtformatlock" xmlns:w16se="http://schemas.microsoft.com/office/word/2015/wordml/symex" xmlns:wpg="http://schemas.microsoft.com/office/word/2010/wordprocessingGroup" xmlns:wpi="http://schemas.microsoft.com/office/word/2010/wordprocessingInk" xmlns:wne="http://schemas.microsoft.com/office/word/2006/wordml" xmlns:wps="http://schemas.microsoft.com/office/word/2010/wordprocessingShape" mc:Ignorable="w14 w15 w16se w16cid w16 w16cex w16sdtdh w16sdtfl w16du wp14">
   <w:footnote w:type="separator" w:id="-1">
     <w:p>
       <w:r>
@@ -5426,7 +5392,7 @@
 </file>
 
 <file path=word/header1.xml><?xml version="1.0" encoding="utf-8"?>
-<w:hdr xmlns:wpc="http://schemas.microsoft.com/office/word/2010/wordprocessingCanvas" xmlns:cx="http://schemas.microsoft.com/office/drawing/2014/chartex" xmlns:cx1="http://schemas.microsoft.com/office/drawing/2015/9/8/chartex" xmlns:cx2="http://schemas.microsoft.com/office/drawing/2015/10/21/chartex" xmlns:cx3="http://schemas.microsoft.com/office/drawing/2016/5/9/chartex" xmlns:cx4="http://schemas.microsoft.com/office/drawing/2016/5/10/chartex" xmlns:cx5="http://schemas.microsoft.com/office/drawing/2016/5/11/chartex" xmlns:cx6="http://schemas.microsoft.com/office/drawing/2016/5/12/chartex" xmlns:cx7="http://schemas.microsoft.com/office/drawing/2016/5/13/chartex" xmlns:cx8="http://schemas.microsoft.com/office/drawing/2016/5/14/chartex" xmlns:mc="http://schemas.openxmlformats.org/markup-compatibility/2006" xmlns:aink="http://schemas.microsoft.com/office/drawing/2016/ink" xmlns:am3d="http://schemas.microsoft.com/office/drawing/2017/model3d" xmlns:o="urn:schemas-microsoft-com:office:office" xmlns:oel="http://schemas.microsoft.com/office/2019/extlst" xmlns:r="http://schemas.openxmlformats.org/officeDocument/2006/relationships" xmlns:m="http://schemas.openxmlformats.org/officeDocument/2006/math" xmlns:v="urn:schemas-microsoft-com:vml" xmlns:wp14="http://schemas.microsoft.com/office/word/2010/wordprocessingDrawing" xmlns:wp="http://schemas.openxmlformats.org/drawingml/2006/wordprocessingDrawing" xmlns:w10="urn:schemas-microsoft-com:office:word" xmlns:w="http://schemas.openxmlformats.org/wordprocessingml/2006/main" xmlns:w14="http://schemas.microsoft.com/office/word/2010/wordml" xmlns:w15="http://schemas.microsoft.com/office/word/2012/wordml" xmlns:w16cex="http://schemas.microsoft.com/office/word/2018/wordml/cex" xmlns:w16cid="http://schemas.microsoft.com/office/word/2016/wordml/cid" xmlns:w16="http://schemas.microsoft.com/office/word/2018/wordml" xmlns:w16du="http://schemas.microsoft.com/office/word/2023/wordml/word16du" xmlns:w16sdtdh="http://schemas.microsoft.com/office/word/2020/wordml/sdtdatahash" xmlns:w16se="http://schemas.microsoft.com/office/word/2015/wordml/symex" xmlns:wpg="http://schemas.microsoft.com/office/word/2010/wordprocessingGroup" xmlns:wpi="http://schemas.microsoft.com/office/word/2010/wordprocessingInk" xmlns:wne="http://schemas.microsoft.com/office/word/2006/wordml" xmlns:wps="http://schemas.microsoft.com/office/word/2010/wordprocessingShape" mc:Ignorable="w14 w15 w16se w16cid w16 w16cex w16sdtdh w16du wp14">
+<w:hdr xmlns:wpc="http://schemas.microsoft.com/office/word/2010/wordprocessingCanvas" xmlns:cx="http://schemas.microsoft.com/office/drawing/2014/chartex" xmlns:cx1="http://schemas.microsoft.com/office/drawing/2015/9/8/chartex" xmlns:cx2="http://schemas.microsoft.com/office/drawing/2015/10/21/chartex" xmlns:cx3="http://schemas.microsoft.com/office/drawing/2016/5/9/chartex" xmlns:cx4="http://schemas.microsoft.com/office/drawing/2016/5/10/chartex" xmlns:cx5="http://schemas.microsoft.com/office/drawing/2016/5/11/chartex" xmlns:cx6="http://schemas.microsoft.com/office/drawing/2016/5/12/chartex" xmlns:cx7="http://schemas.microsoft.com/office/drawing/2016/5/13/chartex" xmlns:cx8="http://schemas.microsoft.com/office/drawing/2016/5/14/chartex" xmlns:mc="http://schemas.openxmlformats.org/markup-compatibility/2006" xmlns:aink="http://schemas.microsoft.com/office/drawing/2016/ink" xmlns:am3d="http://schemas.microsoft.com/office/drawing/2017/model3d" xmlns:o="urn:schemas-microsoft-com:office:office" xmlns:oel="http://schemas.microsoft.com/office/2019/extlst" xmlns:r="http://schemas.openxmlformats.org/officeDocument/2006/relationships" xmlns:m="http://schemas.openxmlformats.org/officeDocument/2006/math" xmlns:v="urn:schemas-microsoft-com:vml" xmlns:wp14="http://schemas.microsoft.com/office/word/2010/wordprocessingDrawing" xmlns:wp="http://schemas.openxmlformats.org/drawingml/2006/wordprocessingDrawing" xmlns:w10="urn:schemas-microsoft-com:office:word" xmlns:w="http://schemas.openxmlformats.org/wordprocessingml/2006/main" xmlns:w14="http://schemas.microsoft.com/office/word/2010/wordml" xmlns:w15="http://schemas.microsoft.com/office/word/2012/wordml" xmlns:w16cex="http://schemas.microsoft.com/office/word/2018/wordml/cex" xmlns:w16cid="http://schemas.microsoft.com/office/word/2016/wordml/cid" xmlns:w16="http://schemas.microsoft.com/office/word/2018/wordml" xmlns:w16du="http://schemas.microsoft.com/office/word/2023/wordml/word16du" xmlns:w16sdtdh="http://schemas.microsoft.com/office/word/2020/wordml/sdtdatahash" xmlns:w16sdtfl="http://schemas.microsoft.com/office/word/2024/wordml/sdtformatlock" xmlns:w16se="http://schemas.microsoft.com/office/word/2015/wordml/symex" xmlns:wpg="http://schemas.microsoft.com/office/word/2010/wordprocessingGroup" xmlns:wpi="http://schemas.microsoft.com/office/word/2010/wordprocessingInk" xmlns:wne="http://schemas.microsoft.com/office/word/2006/wordml" xmlns:wps="http://schemas.microsoft.com/office/word/2010/wordprocessingShape" mc:Ignorable="w14 w15 w16se w16cid w16 w16cex w16sdtdh w16sdtfl w16du wp14">
   <w:p>
     <w:pPr>
       <w:pStyle w:val="Header"/>
@@ -5442,7 +5408,7 @@
 </file>
 
 <file path=word/numbering.xml><?xml version="1.0" encoding="utf-8"?>
-<w:numbering xmlns:wpc="http://schemas.microsoft.com/office/word/2010/wordprocessingCanvas" xmlns:cx="http://schemas.microsoft.com/office/drawing/2014/chartex" xmlns:cx1="http://schemas.microsoft.com/office/drawing/2015/9/8/chartex" xmlns:cx2="http://schemas.microsoft.com/office/drawing/2015/10/21/chartex" xmlns:cx3="http://schemas.microsoft.com/office/drawing/2016/5/9/chartex" xmlns:cx4="http://schemas.microsoft.com/office/drawing/2016/5/10/chartex" xmlns:cx5="http://schemas.microsoft.com/office/drawing/2016/5/11/chartex" xmlns:cx6="http://schemas.microsoft.com/office/drawing/2016/5/12/chartex" xmlns:cx7="http://schemas.microsoft.com/office/drawing/2016/5/13/chartex" xmlns:cx8="http://schemas.microsoft.com/office/drawing/2016/5/14/chartex" xmlns:mc="http://schemas.openxmlformats.org/markup-compatibility/2006" xmlns:aink="http://schemas.microsoft.com/office/drawing/2016/ink" xmlns:am3d="http://schemas.microsoft.com/office/drawing/2017/model3d" xmlns:o="urn:schemas-microsoft-com:office:office" xmlns:oel="http://schemas.microsoft.com/office/2019/extlst" xmlns:r="http://schemas.openxmlformats.org/officeDocument/2006/relationships" xmlns:m="http://schemas.openxmlformats.org/officeDocument/2006/math" xmlns:v="urn:schemas-microsoft-com:vml" xmlns:wp14="http://schemas.microsoft.com/office/word/2010/wordprocessingDrawing" xmlns:wp="http://schemas.openxmlformats.org/drawingml/2006/wordprocessingDrawing" xmlns:w10="urn:schemas-microsoft-com:office:word" xmlns:w="http://schemas.openxmlformats.org/wordprocessingml/2006/main" xmlns:w14="http://schemas.microsoft.com/office/word/2010/wordml" xmlns:w15="http://schemas.microsoft.com/office/word/2012/wordml" xmlns:w16cex="http://schemas.microsoft.com/office/word/2018/wordml/cex" xmlns:w16cid="http://schemas.microsoft.com/office/word/2016/wordml/cid" xmlns:w16="http://schemas.microsoft.com/office/word/2018/wordml" xmlns:w16du="http://schemas.microsoft.com/office/word/2023/wordml/word16du" xmlns:w16sdtdh="http://schemas.microsoft.com/office/word/2020/wordml/sdtdatahash" xmlns:w16se="http://schemas.microsoft.com/office/word/2015/wordml/symex" xmlns:wpg="http://schemas.microsoft.com/office/word/2010/wordprocessingGroup" xmlns:wpi="http://schemas.microsoft.com/office/word/2010/wordprocessingInk" xmlns:wne="http://schemas.microsoft.com/office/word/2006/wordml" xmlns:wps="http://schemas.microsoft.com/office/word/2010/wordprocessingShape" mc:Ignorable="w14 w15 w16se w16cid w16 w16cex w16sdtdh w16du wp14">
+<w:numbering xmlns:wpc="http://schemas.microsoft.com/office/word/2010/wordprocessingCanvas" xmlns:cx="http://schemas.microsoft.com/office/drawing/2014/chartex" xmlns:cx1="http://schemas.microsoft.com/office/drawing/2015/9/8/chartex" xmlns:cx2="http://schemas.microsoft.com/office/drawing/2015/10/21/chartex" xmlns:cx3="http://schemas.microsoft.com/office/drawing/2016/5/9/chartex" xmlns:cx4="http://schemas.microsoft.com/office/drawing/2016/5/10/chartex" xmlns:cx5="http://schemas.microsoft.com/office/drawing/2016/5/11/chartex" xmlns:cx6="http://schemas.microsoft.com/office/drawing/2016/5/12/chartex" xmlns:cx7="http://schemas.microsoft.com/office/drawing/2016/5/13/chartex" xmlns:cx8="http://schemas.microsoft.com/office/drawing/2016/5/14/chartex" xmlns:mc="http://schemas.openxmlformats.org/markup-compatibility/2006" xmlns:aink="http://schemas.microsoft.com/office/drawing/2016/ink" xmlns:am3d="http://schemas.microsoft.com/office/drawing/2017/model3d" xmlns:o="urn:schemas-microsoft-com:office:office" xmlns:oel="http://schemas.microsoft.com/office/2019/extlst" xmlns:r="http://schemas.openxmlformats.org/officeDocument/2006/relationships" xmlns:m="http://schemas.openxmlformats.org/officeDocument/2006/math" xmlns:v="urn:schemas-microsoft-com:vml" xmlns:wp14="http://schemas.microsoft.com/office/word/2010/wordprocessingDrawing" xmlns:wp="http://schemas.openxmlformats.org/drawingml/2006/wordprocessingDrawing" xmlns:w10="urn:schemas-microsoft-com:office:word" xmlns:w="http://schemas.openxmlformats.org/wordprocessingml/2006/main" xmlns:w14="http://schemas.microsoft.com/office/word/2010/wordml" xmlns:w15="http://schemas.microsoft.com/office/word/2012/wordml" xmlns:w16cex="http://schemas.microsoft.com/office/word/2018/wordml/cex" xmlns:w16cid="http://schemas.microsoft.com/office/word/2016/wordml/cid" xmlns:w16="http://schemas.microsoft.com/office/word/2018/wordml" xmlns:w16du="http://schemas.microsoft.com/office/word/2023/wordml/word16du" xmlns:w16sdtdh="http://schemas.microsoft.com/office/word/2020/wordml/sdtdatahash" xmlns:w16sdtfl="http://schemas.microsoft.com/office/word/2024/wordml/sdtformatlock" xmlns:w16se="http://schemas.microsoft.com/office/word/2015/wordml/symex" xmlns:wpg="http://schemas.microsoft.com/office/word/2010/wordprocessingGroup" xmlns:wpi="http://schemas.microsoft.com/office/word/2010/wordprocessingInk" xmlns:wne="http://schemas.microsoft.com/office/word/2006/wordml" xmlns:wps="http://schemas.microsoft.com/office/word/2010/wordprocessingShape" mc:Ignorable="w14 w15 w16se w16cid w16 w16cex w16sdtdh w16sdtfl w16du wp14">
   <w:abstractNum w:abstractNumId="0" w15:restartNumberingAfterBreak="0">
     <w:nsid w:val="11DF425E"/>
     <w:multiLevelType w:val="hybridMultilevel"/>
@@ -6906,7 +6872,7 @@
 </file>
 
 <file path=word/styles.xml><?xml version="1.0" encoding="utf-8"?>
-<w:styles xmlns:mc="http://schemas.openxmlformats.org/markup-compatibility/2006" xmlns:r="http://schemas.openxmlformats.org/officeDocument/2006/relationships" xmlns:w="http://schemas.openxmlformats.org/wordprocessingml/2006/main" xmlns:w14="http://schemas.microsoft.com/office/word/2010/wordml" xmlns:w15="http://schemas.microsoft.com/office/word/2012/wordml" xmlns:w16cex="http://schemas.microsoft.com/office/word/2018/wordml/cex" xmlns:w16cid="http://schemas.microsoft.com/office/word/2016/wordml/cid" xmlns:w16="http://schemas.microsoft.com/office/word/2018/wordml" xmlns:w16du="http://schemas.microsoft.com/office/word/2023/wordml/word16du" xmlns:w16sdtdh="http://schemas.microsoft.com/office/word/2020/wordml/sdtdatahash" xmlns:w16se="http://schemas.microsoft.com/office/word/2015/wordml/symex" mc:Ignorable="w14 w15 w16se w16cid w16 w16cex w16sdtdh w16du">
+<w:styles xmlns:mc="http://schemas.openxmlformats.org/markup-compatibility/2006" xmlns:r="http://schemas.openxmlformats.org/officeDocument/2006/relationships" xmlns:w="http://schemas.openxmlformats.org/wordprocessingml/2006/main" xmlns:w14="http://schemas.microsoft.com/office/word/2010/wordml" xmlns:w15="http://schemas.microsoft.com/office/word/2012/wordml" xmlns:w16cex="http://schemas.microsoft.com/office/word/2018/wordml/cex" xmlns:w16cid="http://schemas.microsoft.com/office/word/2016/wordml/cid" xmlns:w16="http://schemas.microsoft.com/office/word/2018/wordml" xmlns:w16du="http://schemas.microsoft.com/office/word/2023/wordml/word16du" xmlns:w16sdtdh="http://schemas.microsoft.com/office/word/2020/wordml/sdtdatahash" xmlns:w16sdtfl="http://schemas.microsoft.com/office/word/2024/wordml/sdtformatlock" xmlns:w16se="http://schemas.microsoft.com/office/word/2015/wordml/symex" mc:Ignorable="w14 w15 w16se w16cid w16 w16cex w16sdtdh w16sdtfl w16du">
   <w:docDefaults>
     <w:rPrDefault>
       <w:rPr>
@@ -7388,6 +7354,7 @@
   <w:style w:type="character" w:default="1" w:styleId="DefaultParagraphFont">
     <w:name w:val="Default Paragraph Font"/>
     <w:uiPriority w:val="1"/>
+    <w:semiHidden/>
     <w:unhideWhenUsed/>
   </w:style>
   <w:style w:type="table" w:default="1" w:styleId="TableNormal">

--- a/02. Hồ sơ khoa học đề cương - MẪU/Phiếu nhận xét đánh giá hồ sơ.docx
+++ b/02. Hồ sơ khoa học đề cương - MẪU/Phiếu nhận xét đánh giá hồ sơ.docx
@@ -54,7 +54,7 @@
               <w:rPr>
                 <w:b/>
               </w:rPr>
-              <w:t>VIỆN Y HỌC ỨNG DỤNG VIỆT NAM</w:t>
+              <w:t>{{DON_VI_CHU_TRI}}</w:t>
             </w:r>
           </w:p>
           <w:p>
@@ -383,7 +383,23 @@
           <w:szCs w:val="26"/>
           <w:lang w:val="vi-VN"/>
         </w:rPr>
-        <w:t xml:space="preserve">- Chủ nhiệm đề tài: {{CHU_NHIEM_HO_TEN}} </w:t>
+        <w:t xml:space="preserve">- Chủ nhiệm đề tài: </w:t>
+      </w:r>
+      <w:r>
+        <w:rPr>
+          <w:sz w:val="26"/>
+          <w:szCs w:val="26"/>
+          <w:lang w:val="vi-VN"/>
+        </w:rPr>
+        <w:t>{{CHU_NHIEM_HO_TEN}}</w:t>
+      </w:r>
+      <w:r>
+        <w:rPr>
+          <w:sz w:val="26"/>
+          <w:szCs w:val="26"/>
+          <w:lang w:val="vi-VN"/>
+        </w:rPr>
+        <w:t xml:space="preserve"> </w:t>
       </w:r>
     </w:p>
     <w:p>
@@ -403,7 +419,15 @@
           <w:szCs w:val="26"/>
           <w:lang w:val="vi-VN"/>
         </w:rPr>
-        <w:t>- Đơn vị chủ trì đề tài: {{DON_VI_CHU_TRI}}</w:t>
+        <w:t xml:space="preserve">- Đơn vị chủ trì đề tài: </w:t>
+      </w:r>
+      <w:r>
+        <w:rPr>
+          <w:sz w:val="26"/>
+          <w:szCs w:val="26"/>
+          <w:lang w:val="vi-VN"/>
+        </w:rPr>
+        <w:t>{{DON_VI_CHU_TRI}}</w:t>
       </w:r>
     </w:p>
     <w:p>

--- a/02. Hồ sơ khoa học đề cương - MẪU/Phiếu nhận xét đánh giá hồ sơ.docx
+++ b/02. Hồ sơ khoa học đề cương - MẪU/Phiếu nhận xét đánh giá hồ sơ.docx
@@ -54,7 +54,7 @@
               <w:rPr>
                 <w:b/>
               </w:rPr>
-              <w:t>{{DON_VI_CHU_TRI}}</w:t>
+              <w:t>VIỆN Y HỌC ỨNG DỤNG VIỆT NAM</w:t>
             </w:r>
           </w:p>
           <w:p>
@@ -419,15 +419,7 @@
           <w:szCs w:val="26"/>
           <w:lang w:val="vi-VN"/>
         </w:rPr>
-        <w:t xml:space="preserve">- Đơn vị chủ trì đề tài: </w:t>
-      </w:r>
-      <w:r>
-        <w:rPr>
-          <w:sz w:val="26"/>
-          <w:szCs w:val="26"/>
-          <w:lang w:val="vi-VN"/>
-        </w:rPr>
-        <w:t>{{DON_VI_CHU_TRI}}</w:t>
+        <w:t>- Đơn vị chủ trì đề tài: {{DON_VI_CHU_TRI}}</w:t>
       </w:r>
     </w:p>
     <w:p>
